--- a/LYAII-Tema-4/Actividad 4.1 Mapa Conceptual_CynthiaMorales_LYAII_7ISCM.docx
+++ b/LYAII-Tema-4/Actividad 4.1 Mapa Conceptual_CynthiaMorales_LYAII_7ISCM.docx
@@ -642,7 +642,7 @@
           <w:sz w:val="28"/>
           <w:szCs w:val="28"/>
         </w:rPr>
-        <w:t xml:space="preserve">A  </w:t>
+        <w:t xml:space="preserve">A </w:t>
       </w:r>
       <w:r>
         <w:rPr>

--- a/LYAII-Tema-4/Actividad 4.1 Mapa Conceptual_CynthiaMorales_LYAII_7ISCM.docx
+++ b/LYAII-Tema-4/Actividad 4.1 Mapa Conceptual_CynthiaMorales_LYAII_7ISCM.docx
@@ -1000,7 +1000,7 @@
           <w:szCs w:val="28"/>
         </w:rPr>
         <w:lastRenderedPageBreak/>
-        <w:t>Referencias</w:t>
+        <w:t>Fuentes de Informacion</w:t>
       </w:r>
     </w:p>
     <w:p>

--- a/LYAII-Tema-4/Actividad 4.1 Mapa Conceptual_CynthiaMorales_LYAII_7ISCM.docx
+++ b/LYAII-Tema-4/Actividad 4.1 Mapa Conceptual_CynthiaMorales_LYAII_7ISCM.docx
@@ -1000,8 +1000,19 @@
           <w:szCs w:val="28"/>
         </w:rPr>
         <w:lastRenderedPageBreak/>
-        <w:t>Fuentes de Informacion</w:t>
-      </w:r>
+        <w:t xml:space="preserve">Fuentes de </w:t>
+      </w:r>
+      <w:proofErr w:type="spellStart"/>
+      <w:r>
+        <w:rPr>
+          <w:b/>
+          <w:bCs/>
+          <w:sz w:val="28"/>
+          <w:szCs w:val="28"/>
+        </w:rPr>
+        <w:t>Informacion</w:t>
+      </w:r>
+      <w:proofErr w:type="spellEnd"/>
     </w:p>
     <w:p>
       <w:pPr>
@@ -1011,15 +1022,120 @@
       <w:r>
         <w:t xml:space="preserve">EPFL. (s. f.). </w:t>
       </w:r>
+      <w:proofErr w:type="spellStart"/>
       <w:r>
         <w:rPr>
           <w:i/>
           <w:iCs/>
         </w:rPr>
-        <w:t>Lecture 13: Code generation for register machines</w:t>
-      </w:r>
-      <w:r>
-        <w:t>. LARA, École Polytechnique Fédérale de Lausanne. https://lara.epfl.ch/w/compilation/lecture_13</w:t>
+        <w:t>Lecture</w:t>
+      </w:r>
+      <w:proofErr w:type="spellEnd"/>
+      <w:r>
+        <w:rPr>
+          <w:i/>
+          <w:iCs/>
+        </w:rPr>
+        <w:t xml:space="preserve"> 13: </w:t>
+      </w:r>
+      <w:proofErr w:type="spellStart"/>
+      <w:r>
+        <w:rPr>
+          <w:i/>
+          <w:iCs/>
+        </w:rPr>
+        <w:t>Code</w:t>
+      </w:r>
+      <w:proofErr w:type="spellEnd"/>
+      <w:r>
+        <w:rPr>
+          <w:i/>
+          <w:iCs/>
+        </w:rPr>
+        <w:t xml:space="preserve"> </w:t>
+      </w:r>
+      <w:proofErr w:type="spellStart"/>
+      <w:r>
+        <w:rPr>
+          <w:i/>
+          <w:iCs/>
+        </w:rPr>
+        <w:t>generation</w:t>
+      </w:r>
+      <w:proofErr w:type="spellEnd"/>
+      <w:r>
+        <w:rPr>
+          <w:i/>
+          <w:iCs/>
+        </w:rPr>
+        <w:t xml:space="preserve"> </w:t>
+      </w:r>
+      <w:proofErr w:type="spellStart"/>
+      <w:r>
+        <w:rPr>
+          <w:i/>
+          <w:iCs/>
+        </w:rPr>
+        <w:t>for</w:t>
+      </w:r>
+      <w:proofErr w:type="spellEnd"/>
+      <w:r>
+        <w:rPr>
+          <w:i/>
+          <w:iCs/>
+        </w:rPr>
+        <w:t xml:space="preserve"> </w:t>
+      </w:r>
+      <w:proofErr w:type="spellStart"/>
+      <w:r>
+        <w:rPr>
+          <w:i/>
+          <w:iCs/>
+        </w:rPr>
+        <w:t>register</w:t>
+      </w:r>
+      <w:proofErr w:type="spellEnd"/>
+      <w:r>
+        <w:rPr>
+          <w:i/>
+          <w:iCs/>
+        </w:rPr>
+        <w:t xml:space="preserve"> machines</w:t>
+      </w:r>
+      <w:r>
+        <w:t xml:space="preserve">. LARA, </w:t>
+      </w:r>
+      <w:proofErr w:type="spellStart"/>
+      <w:r>
+        <w:t>École</w:t>
+      </w:r>
+      <w:proofErr w:type="spellEnd"/>
+      <w:r>
+        <w:t xml:space="preserve"> </w:t>
+      </w:r>
+      <w:proofErr w:type="spellStart"/>
+      <w:r>
+        <w:t>Polytechnique</w:t>
+      </w:r>
+      <w:proofErr w:type="spellEnd"/>
+      <w:r>
+        <w:t xml:space="preserve"> </w:t>
+      </w:r>
+      <w:proofErr w:type="spellStart"/>
+      <w:r>
+        <w:t>Fédérale</w:t>
+      </w:r>
+      <w:proofErr w:type="spellEnd"/>
+      <w:r>
+        <w:t xml:space="preserve"> de </w:t>
+      </w:r>
+      <w:proofErr w:type="spellStart"/>
+      <w:r>
+        <w:t>Lausanne</w:t>
+      </w:r>
+      <w:proofErr w:type="spellEnd"/>
+      <w:r>
+        <w:t>. https://lara.epfl.ch/w/compilation/lecture_13</w:t>
       </w:r>
     </w:p>
     <w:p>
@@ -1057,7 +1173,15 @@
         <w:t>Boletín 8: Generación de código, enlazado, carga en memoria y ejecución de programas</w:t>
       </w:r>
       <w:r>
-        <w:t xml:space="preserve"> [Fundamentos de Computadores]. OpenCourseWare UPCT. https://ocw.bib.upct.es/pluginfile.php/15807/mod_resource/content/9/practica8.pdf</w:t>
+        <w:t xml:space="preserve"> [Fundamentos de Computadores]. </w:t>
+      </w:r>
+      <w:proofErr w:type="spellStart"/>
+      <w:r>
+        <w:t>OpenCourseWare</w:t>
+      </w:r>
+      <w:proofErr w:type="spellEnd"/>
+      <w:r>
+        <w:t xml:space="preserve"> UPCT. https://ocw.bib.upct.es/pluginfile.php/15807/mod_resource/content/9/practica8.pdf</w:t>
       </w:r>
     </w:p>
     <w:p>
@@ -1065,8 +1189,13 @@
         <w:spacing w:after="160" w:line="300" w:lineRule="auto"/>
         <w:ind w:left="720" w:hanging="720"/>
       </w:pPr>
-      <w:r>
-        <w:t xml:space="preserve">Universitat Jaume I. (s. f.). </w:t>
+      <w:proofErr w:type="spellStart"/>
+      <w:r>
+        <w:t>Universitat</w:t>
+      </w:r>
+      <w:proofErr w:type="spellEnd"/>
+      <w:r>
+        <w:t xml:space="preserve"> Jaume I. (s. f.). </w:t>
       </w:r>
       <w:r>
         <w:rPr>
@@ -1085,21 +1214,75 @@
         <w:ind w:left="720" w:hanging="720"/>
       </w:pPr>
       <w:r>
-        <w:t xml:space="preserve">Worcester Polytechnic Institute. (s. f.). </w:t>
-      </w:r>
+        <w:t xml:space="preserve">Worcester </w:t>
+      </w:r>
+      <w:proofErr w:type="spellStart"/>
+      <w:r>
+        <w:t>Polytechnic</w:t>
+      </w:r>
+      <w:proofErr w:type="spellEnd"/>
+      <w:r>
+        <w:t xml:space="preserve"> </w:t>
+      </w:r>
+      <w:proofErr w:type="spellStart"/>
+      <w:r>
+        <w:t>Institute</w:t>
+      </w:r>
+      <w:proofErr w:type="spellEnd"/>
+      <w:r>
+        <w:t xml:space="preserve">. (s. f.). </w:t>
+      </w:r>
+      <w:proofErr w:type="spellStart"/>
       <w:r>
         <w:rPr>
           <w:i/>
           <w:iCs/>
         </w:rPr>
-        <w:t>Code generation</w:t>
-      </w:r>
+        <w:t>Code</w:t>
+      </w:r>
+      <w:proofErr w:type="spellEnd"/>
+      <w:r>
+        <w:rPr>
+          <w:i/>
+          <w:iCs/>
+        </w:rPr>
+        <w:t xml:space="preserve"> </w:t>
+      </w:r>
+      <w:proofErr w:type="spellStart"/>
+      <w:r>
+        <w:rPr>
+          <w:i/>
+          <w:iCs/>
+        </w:rPr>
+        <w:t>generation</w:t>
+      </w:r>
+      <w:proofErr w:type="spellEnd"/>
       <w:r>
         <w:t xml:space="preserve"> [Módulo CG, curso CS 4533]. https://web.cs.wpi.edu/~kal/courses/cs4533/module6/mycg.html</w:t>
       </w:r>
     </w:p>
+    <w:p/>
+    <w:p/>
+    <w:p/>
+    <w:p/>
+    <w:p>
+      <w:r>
+        <w:t>ANEXO LINK DE LA ACTIVIDAD SOLICITADA Y ENVIADA POR GITHUB:</w:t>
+      </w:r>
+    </w:p>
+    <w:p/>
+    <w:p>
+      <w:hyperlink r:id="rId16" w:history="1">
+        <w:r>
+          <w:rPr>
+            <w:rStyle w:val="Hipervnculo"/>
+          </w:rPr>
+          <w:t>https://github.com/Cynthia21Morales/LYAII_CynthiaJasmineMT/blob/main/LYAII-Tema-4/Actividad%204.1%20Mapa%20Conceptual_CynthiaMorales_LYAII_7ISCM.docx</w:t>
+        </w:r>
+      </w:hyperlink>
+    </w:p>
     <w:sectPr>
-      <w:footerReference w:type="default" r:id="rId16"/>
+      <w:footerReference w:type="default" r:id="rId17"/>
       <w:pgSz w:w="12240" w:h="15840"/>
       <w:pgMar w:top="1440" w:right="1440" w:bottom="1440" w:left="1440" w:header="708" w:footer="708" w:gutter="0"/>
       <w:cols w:space="720"/>
@@ -1997,6 +2180,18 @@
       <w:szCs w:val="20"/>
     </w:rPr>
   </w:style>
+  <w:style w:type="character" w:styleId="Mencinsinresolver">
+    <w:name w:val="Unresolved Mention"/>
+    <w:basedOn w:val="Fuentedeprrafopredeter"/>
+    <w:uiPriority w:val="99"/>
+    <w:semiHidden/>
+    <w:unhideWhenUsed/>
+    <w:rsid w:val="003419A3"/>
+    <w:rPr>
+      <w:color w:val="605E5C"/>
+      <w:shd w:val="clear" w:color="auto" w:fill="E1DFDD"/>
+    </w:rPr>
+  </w:style>
 </w:styles>
 </file>
 
